--- a/zht/docx/13.content.docx
+++ b/zht/docx/13.content.docx
@@ -19,7 +19,7 @@
         <w:rPr>
           <w:lang w:val="zh_TW" w:bidi="zh_TW"/>
         </w:rPr>
-        <w:t>Resource: 研讀筆記 - 書籍簡介 (Tyndale)</w:t>
+        <w:t>Resource: Tyndale Open Study Notes</w:t>
       </w:r>
       <w:r>
         <w:rPr>
@@ -112,7 +112,7 @@
         <w:rPr>
           <w:lang w:val="zh_TW" w:bidi="zh_TW"/>
         </w:rPr>
-        <w:t>研讀筆記 - 書籍簡介 (Tyndale)</w:t>
+        <w:t>Tyndale Open Study Notes</w:t>
       </w:r>
     </w:p>
     <w:p>

--- a/zht/docx/13.content.docx
+++ b/zht/docx/13.content.docx
@@ -19,7 +19,7 @@
         <w:rPr>
           <w:lang w:val="zh_TW" w:bidi="zh_TW"/>
         </w:rPr>
-        <w:t>Resource: Tyndale Open Study Notes</w:t>
+        <w:t>Resource: Aquifer Open Study Notes (Book Intros)</w:t>
       </w:r>
       <w:r>
         <w:rPr>
@@ -112,7 +112,7 @@
         <w:rPr>
           <w:lang w:val="zh_TW" w:bidi="zh_TW"/>
         </w:rPr>
-        <w:t>Tyndale Open Study Notes</w:t>
+        <w:t>Aquifer Open Study Notes (Book Intros)</w:t>
       </w:r>
     </w:p>
     <w:p>

--- a/zht/docx/13.content.docx
+++ b/zht/docx/13.content.docx
@@ -258,36 +258,24 @@
         </w:rPr>
         <w:t>巴比倫人在公元前605年至586年間征服了猶大國。然而，不到一代人的時間，巴比倫因內部的腐敗而逐漸衰落（見</w:t>
       </w:r>
-      <w:hyperlink r:id="rId13">
-        <w:r>
-          <w:rPr>
-            <w:lang w:val="zh_TW" w:bidi="zh_TW"/>
-          </w:rPr>
-          <w:rPr>
-            <w:color w:val="0000EE"/>
-            <w:u w:val="single"/>
-          </w:rPr>
-          <w:t>但5章</w:t>
-        </w:r>
-      </w:hyperlink>
+      <w:r>
+        <w:rPr>
+          <w:lang w:val="zh_TW" w:bidi="zh_TW"/>
+        </w:rPr>
+        <w:t>但5章</w:t>
+      </w:r>
       <w:r>
         <w:rPr>
           <w:lang w:val="zh_TW" w:bidi="zh_TW"/>
         </w:rPr>
         <w:t>）。與此同時，東方波斯王塞魯士大帝（公元前559–530）建立了一個新的帝國，統一了米底亞與波斯。公元前539年10月，巴比倫毫無抵抗地陷落，塞魯士的帝國向西擴展，將巴比倫納入版圖（見</w:t>
       </w:r>
-      <w:hyperlink r:id="rId14">
-        <w:r>
-          <w:rPr>
-            <w:lang w:val="zh_TW" w:bidi="zh_TW"/>
-          </w:rPr>
-          <w:rPr>
-            <w:color w:val="0000EE"/>
-            <w:u w:val="single"/>
-          </w:rPr>
-          <w:t>但5:30–31</w:t>
-        </w:r>
-      </w:hyperlink>
+      <w:r>
+        <w:rPr>
+          <w:lang w:val="zh_TW" w:bidi="zh_TW"/>
+        </w:rPr>
+        <w:t>但5:30–31</w:t>
+      </w:r>
       <w:r>
         <w:rPr>
           <w:lang w:val="zh_TW" w:bidi="zh_TW"/>
@@ -347,36 +335,24 @@
         </w:rPr>
         <w:t>歷代志上的經文可分為兩個明顯的部分：首先是透過家譜展現以色列的身分（</w:t>
       </w:r>
-      <w:hyperlink r:id="rId15">
-        <w:r>
-          <w:rPr>
-            <w:lang w:val="zh_TW" w:bidi="zh_TW"/>
-          </w:rPr>
-          <w:rPr>
-            <w:color w:val="0000EE"/>
-            <w:u w:val="single"/>
-          </w:rPr>
-          <w:t>代上1:1–9:44</w:t>
-        </w:r>
-      </w:hyperlink>
+      <w:r>
+        <w:rPr>
+          <w:lang w:val="zh_TW" w:bidi="zh_TW"/>
+        </w:rPr>
+        <w:t>代上1:1–9:44</w:t>
+      </w:r>
       <w:r>
         <w:rPr>
           <w:lang w:val="zh_TW" w:bidi="zh_TW"/>
         </w:rPr>
         <w:t>），其次是大衛為耶路撒冷的聖殿及所羅門統治所做的準備（</w:t>
       </w:r>
-      <w:hyperlink r:id="rId16">
-        <w:r>
-          <w:rPr>
-            <w:lang w:val="zh_TW" w:bidi="zh_TW"/>
-          </w:rPr>
-          <w:rPr>
-            <w:color w:val="0000EE"/>
-            <w:u w:val="single"/>
-          </w:rPr>
-          <w:t>10:1–29:30</w:t>
-        </w:r>
-      </w:hyperlink>
+      <w:r>
+        <w:rPr>
+          <w:lang w:val="zh_TW" w:bidi="zh_TW"/>
+        </w:rPr>
+        <w:t>10:1–29:30</w:t>
+      </w:r>
       <w:r>
         <w:rPr>
           <w:lang w:val="zh_TW" w:bidi="zh_TW"/>
@@ -397,144 +373,96 @@
         </w:rPr>
         <w:t>第一章的家譜（</w:t>
       </w:r>
-      <w:hyperlink r:id="rId17">
-        <w:r>
-          <w:rPr>
-            <w:lang w:val="zh_TW" w:bidi="zh_TW"/>
-          </w:rPr>
-          <w:rPr>
-            <w:color w:val="0000EE"/>
-            <w:u w:val="single"/>
-          </w:rPr>
-          <w:t>1章</w:t>
-        </w:r>
-      </w:hyperlink>
+      <w:r>
+        <w:rPr>
+          <w:lang w:val="zh_TW" w:bidi="zh_TW"/>
+        </w:rPr>
+        <w:t>1章</w:t>
+      </w:r>
       <w:r>
         <w:rPr>
           <w:lang w:val="zh_TW" w:bidi="zh_TW"/>
         </w:rPr>
         <w:t>）沿著神揀選特定人物的脈絡，從亞當一直延續到雅各（即以色列）。接下來的</w:t>
       </w:r>
-      <w:hyperlink r:id="rId18">
-        <w:r>
-          <w:rPr>
-            <w:lang w:val="zh_TW" w:bidi="zh_TW"/>
-          </w:rPr>
-          <w:rPr>
-            <w:color w:val="0000EE"/>
-            <w:u w:val="single"/>
-          </w:rPr>
-          <w:t>第二至八章</w:t>
-        </w:r>
-      </w:hyperlink>
+      <w:r>
+        <w:rPr>
+          <w:lang w:val="zh_TW" w:bidi="zh_TW"/>
+        </w:rPr>
+        <w:t>第二至八章</w:t>
+      </w:r>
       <w:r>
         <w:rPr>
           <w:lang w:val="zh_TW" w:bidi="zh_TW"/>
         </w:rPr>
         <w:t>記載從雅各到被擄到巴比倫之間的以色列人，首先詳細記載猶大支派（</w:t>
       </w:r>
-      <w:hyperlink r:id="rId19">
-        <w:r>
-          <w:rPr>
-            <w:lang w:val="zh_TW" w:bidi="zh_TW"/>
-          </w:rPr>
-          <w:rPr>
-            <w:color w:val="0000EE"/>
-            <w:u w:val="single"/>
-          </w:rPr>
-          <w:t>2–4章</w:t>
-        </w:r>
-      </w:hyperlink>
+      <w:r>
+        <w:rPr>
+          <w:lang w:val="zh_TW" w:bidi="zh_TW"/>
+        </w:rPr>
+        <w:t>2–4章</w:t>
+      </w:r>
       <w:r>
         <w:rPr>
           <w:lang w:val="zh_TW" w:bidi="zh_TW"/>
         </w:rPr>
         <w:t>），並在核心部分論及大衛家族（</w:t>
       </w:r>
-      <w:hyperlink r:id="rId20">
-        <w:r>
-          <w:rPr>
-            <w:lang w:val="zh_TW" w:bidi="zh_TW"/>
-          </w:rPr>
-          <w:rPr>
-            <w:color w:val="0000EE"/>
-            <w:u w:val="single"/>
-          </w:rPr>
-          <w:t>3章</w:t>
-        </w:r>
-      </w:hyperlink>
+      <w:r>
+        <w:rPr>
+          <w:lang w:val="zh_TW" w:bidi="zh_TW"/>
+        </w:rPr>
+        <w:t>3章</w:t>
+      </w:r>
       <w:r>
         <w:rPr>
           <w:lang w:val="zh_TW" w:bidi="zh_TW"/>
         </w:rPr>
         <w:t>），然後描述其他以色列支派（</w:t>
       </w:r>
-      <w:hyperlink r:id="rId21">
-        <w:r>
-          <w:rPr>
-            <w:lang w:val="zh_TW" w:bidi="zh_TW"/>
-          </w:rPr>
-          <w:rPr>
-            <w:color w:val="0000EE"/>
-            <w:u w:val="single"/>
-          </w:rPr>
-          <w:t>5–7章</w:t>
-        </w:r>
-      </w:hyperlink>
+      <w:r>
+        <w:rPr>
+          <w:lang w:val="zh_TW" w:bidi="zh_TW"/>
+        </w:rPr>
+        <w:t>5–7章</w:t>
+      </w:r>
       <w:r>
         <w:rPr>
           <w:lang w:val="zh_TW" w:bidi="zh_TW"/>
         </w:rPr>
         <w:t>），包括約旦河東的支派（在外約旦）。在這些額外的家譜列表中，利未支派（</w:t>
       </w:r>
-      <w:hyperlink r:id="rId22">
-        <w:r>
-          <w:rPr>
-            <w:lang w:val="zh_TW" w:bidi="zh_TW"/>
-          </w:rPr>
-          <w:rPr>
-            <w:color w:val="0000EE"/>
-            <w:u w:val="single"/>
-          </w:rPr>
-          <w:t>6章</w:t>
-        </w:r>
-      </w:hyperlink>
+      <w:r>
+        <w:rPr>
+          <w:lang w:val="zh_TW" w:bidi="zh_TW"/>
+        </w:rPr>
+        <w:t>6章</w:t>
+      </w:r>
       <w:r>
         <w:rPr>
           <w:lang w:val="zh_TW" w:bidi="zh_TW"/>
         </w:rPr>
         <w:t>）處於核心地位，顯示其重要性。接著是便雅憫支派的記錄（</w:t>
       </w:r>
-      <w:hyperlink r:id="rId23">
-        <w:r>
-          <w:rPr>
-            <w:lang w:val="zh_TW" w:bidi="zh_TW"/>
-          </w:rPr>
-          <w:rPr>
-            <w:color w:val="0000EE"/>
-            <w:u w:val="single"/>
-          </w:rPr>
-          <w:t>8章</w:t>
-        </w:r>
-      </w:hyperlink>
+      <w:r>
+        <w:rPr>
+          <w:lang w:val="zh_TW" w:bidi="zh_TW"/>
+        </w:rPr>
+        <w:t>8章</w:t>
+      </w:r>
       <w:r>
         <w:rPr>
           <w:lang w:val="zh_TW" w:bidi="zh_TW"/>
         </w:rPr>
         <w:t>）。這些家譜一直延續到約公元前400年，最後列出被擄歸回後，開始重建耶路撒冷的群體首領（</w:t>
       </w:r>
-      <w:hyperlink r:id="rId24">
-        <w:r>
-          <w:rPr>
-            <w:lang w:val="zh_TW" w:bidi="zh_TW"/>
-          </w:rPr>
-          <w:rPr>
-            <w:color w:val="0000EE"/>
-            <w:u w:val="single"/>
-          </w:rPr>
-          <w:t>9章</w:t>
-        </w:r>
-      </w:hyperlink>
+      <w:r>
+        <w:rPr>
+          <w:lang w:val="zh_TW" w:bidi="zh_TW"/>
+        </w:rPr>
+        <w:t>9章</w:t>
+      </w:r>
       <w:r>
         <w:rPr>
           <w:lang w:val="zh_TW" w:bidi="zh_TW"/>
@@ -555,216 +483,144 @@
         </w:rPr>
         <w:t>掃羅的家譜（</w:t>
       </w:r>
-      <w:hyperlink r:id="rId25">
-        <w:r>
-          <w:rPr>
-            <w:lang w:val="zh_TW" w:bidi="zh_TW"/>
-          </w:rPr>
-          <w:rPr>
-            <w:color w:val="0000EE"/>
-            <w:u w:val="single"/>
-          </w:rPr>
-          <w:t>9:35–44</w:t>
-        </w:r>
-      </w:hyperlink>
+      <w:r>
+        <w:rPr>
+          <w:lang w:val="zh_TW" w:bidi="zh_TW"/>
+        </w:rPr>
+        <w:t>9:35–44</w:t>
+      </w:r>
       <w:r>
         <w:rPr>
           <w:lang w:val="zh_TW" w:bidi="zh_TW"/>
         </w:rPr>
         <w:t>）引出了以色列君主制的建立。由於掃羅的不忠，他最終喪命（</w:t>
       </w:r>
-      <w:hyperlink r:id="rId26">
-        <w:r>
-          <w:rPr>
-            <w:lang w:val="zh_TW" w:bidi="zh_TW"/>
-          </w:rPr>
-          <w:rPr>
-            <w:color w:val="0000EE"/>
-            <w:u w:val="single"/>
-          </w:rPr>
-          <w:t>10:1–14</w:t>
-        </w:r>
-      </w:hyperlink>
+      <w:r>
+        <w:rPr>
+          <w:lang w:val="zh_TW" w:bidi="zh_TW"/>
+        </w:rPr>
+        <w:t>10:1–14</w:t>
+      </w:r>
       <w:r>
         <w:rPr>
           <w:lang w:val="zh_TW" w:bidi="zh_TW"/>
         </w:rPr>
         <w:t>），而大衛成為王（</w:t>
       </w:r>
-      <w:hyperlink r:id="rId27">
-        <w:r>
-          <w:rPr>
-            <w:lang w:val="zh_TW" w:bidi="zh_TW"/>
-          </w:rPr>
-          <w:rPr>
-            <w:color w:val="0000EE"/>
-            <w:u w:val="single"/>
-          </w:rPr>
-          <w:t>11:1–12:40</w:t>
-        </w:r>
-      </w:hyperlink>
+      <w:r>
+        <w:rPr>
+          <w:lang w:val="zh_TW" w:bidi="zh_TW"/>
+        </w:rPr>
+        <w:t>11:1–12:40</w:t>
+      </w:r>
       <w:r>
         <w:rPr>
           <w:lang w:val="zh_TW" w:bidi="zh_TW"/>
         </w:rPr>
         <w:t>）。關於大衛統治的章節，詳細描述他對官員組織，以及建造聖殿所做的準備（</w:t>
       </w:r>
-      <w:hyperlink r:id="rId28">
-        <w:r>
-          <w:rPr>
-            <w:lang w:val="zh_TW" w:bidi="zh_TW"/>
-          </w:rPr>
-          <w:rPr>
-            <w:color w:val="0000EE"/>
-            <w:u w:val="single"/>
-          </w:rPr>
-          <w:t>13–27章</w:t>
-        </w:r>
-      </w:hyperlink>
+      <w:r>
+        <w:rPr>
+          <w:lang w:val="zh_TW" w:bidi="zh_TW"/>
+        </w:rPr>
+        <w:t>13–27章</w:t>
+      </w:r>
       <w:r>
         <w:rPr>
           <w:lang w:val="zh_TW" w:bidi="zh_TW"/>
         </w:rPr>
         <w:t>）。將約櫃搬運至耶路撒冷（</w:t>
       </w:r>
-      <w:hyperlink r:id="rId29">
-        <w:r>
-          <w:rPr>
-            <w:lang w:val="zh_TW" w:bidi="zh_TW"/>
-          </w:rPr>
-          <w:rPr>
-            <w:color w:val="0000EE"/>
-            <w:u w:val="single"/>
-          </w:rPr>
-          <w:t>13–16章</w:t>
-        </w:r>
-      </w:hyperlink>
+      <w:r>
+        <w:rPr>
+          <w:lang w:val="zh_TW" w:bidi="zh_TW"/>
+        </w:rPr>
+        <w:t>13–16章</w:t>
+      </w:r>
       <w:r>
         <w:rPr>
           <w:lang w:val="zh_TW" w:bidi="zh_TW"/>
         </w:rPr>
         <w:t>）是大衛王國建立過程中的重要事件。接下來的記載則描繪了聖殿建造的各個準備步驟，包括確立建造者的身分（</w:t>
       </w:r>
-      <w:hyperlink r:id="rId30">
-        <w:r>
-          <w:rPr>
-            <w:lang w:val="zh_TW" w:bidi="zh_TW"/>
-          </w:rPr>
-          <w:rPr>
-            <w:color w:val="0000EE"/>
-            <w:u w:val="single"/>
-          </w:rPr>
-          <w:t>17章</w:t>
-        </w:r>
-      </w:hyperlink>
+      <w:r>
+        <w:rPr>
+          <w:lang w:val="zh_TW" w:bidi="zh_TW"/>
+        </w:rPr>
+        <w:t>17章</w:t>
+      </w:r>
       <w:r>
         <w:rPr>
           <w:lang w:val="zh_TW" w:bidi="zh_TW"/>
         </w:rPr>
         <w:t>）、必須的政治條件（</w:t>
       </w:r>
-      <w:hyperlink r:id="rId31">
-        <w:r>
-          <w:rPr>
-            <w:lang w:val="zh_TW" w:bidi="zh_TW"/>
-          </w:rPr>
-          <w:rPr>
-            <w:color w:val="0000EE"/>
-            <w:u w:val="single"/>
-          </w:rPr>
-          <w:t>18–20章</w:t>
-        </w:r>
-      </w:hyperlink>
+      <w:r>
+        <w:rPr>
+          <w:lang w:val="zh_TW" w:bidi="zh_TW"/>
+        </w:rPr>
+        <w:t>18–20章</w:t>
+      </w:r>
       <w:r>
         <w:rPr>
           <w:lang w:val="zh_TW" w:bidi="zh_TW"/>
         </w:rPr>
         <w:t>）、選定建造地點（</w:t>
       </w:r>
-      <w:hyperlink r:id="rId32">
-        <w:r>
-          <w:rPr>
-            <w:lang w:val="zh_TW" w:bidi="zh_TW"/>
-          </w:rPr>
-          <w:rPr>
-            <w:color w:val="0000EE"/>
-            <w:u w:val="single"/>
-          </w:rPr>
-          <w:t>21章</w:t>
-        </w:r>
-      </w:hyperlink>
+      <w:r>
+        <w:rPr>
+          <w:lang w:val="zh_TW" w:bidi="zh_TW"/>
+        </w:rPr>
+        <w:t>21章</w:t>
+      </w:r>
       <w:r>
         <w:rPr>
           <w:lang w:val="zh_TW" w:bidi="zh_TW"/>
         </w:rPr>
         <w:t>）、任命相關人員（</w:t>
       </w:r>
-      <w:hyperlink r:id="rId33">
-        <w:r>
-          <w:rPr>
-            <w:lang w:val="zh_TW" w:bidi="zh_TW"/>
-          </w:rPr>
-          <w:rPr>
-            <w:color w:val="0000EE"/>
-            <w:u w:val="single"/>
-          </w:rPr>
-          <w:t>23–27章</w:t>
-        </w:r>
-      </w:hyperlink>
+      <w:r>
+        <w:rPr>
+          <w:lang w:val="zh_TW" w:bidi="zh_TW"/>
+        </w:rPr>
+        <w:t>23–27章</w:t>
+      </w:r>
       <w:r>
         <w:rPr>
           <w:lang w:val="zh_TW" w:bidi="zh_TW"/>
         </w:rPr>
         <w:t>）、準備建材與設計藍圖（</w:t>
       </w:r>
-      <w:hyperlink r:id="rId34">
-        <w:r>
-          <w:rPr>
-            <w:lang w:val="zh_TW" w:bidi="zh_TW"/>
-          </w:rPr>
-          <w:rPr>
-            <w:color w:val="0000EE"/>
-            <w:u w:val="single"/>
-          </w:rPr>
-          <w:t>22</w:t>
-        </w:r>
-      </w:hyperlink>
+      <w:r>
+        <w:rPr>
+          <w:lang w:val="zh_TW" w:bidi="zh_TW"/>
+        </w:rPr>
+        <w:t>22</w:t>
+      </w:r>
       <w:r>
         <w:rPr>
           <w:lang w:val="zh_TW" w:bidi="zh_TW"/>
         </w:rPr>
         <w:t>，</w:t>
       </w:r>
-      <w:hyperlink r:id="rId35">
-        <w:r>
-          <w:rPr>
-            <w:lang w:val="zh_TW" w:bidi="zh_TW"/>
-          </w:rPr>
-          <w:rPr>
-            <w:color w:val="0000EE"/>
-            <w:u w:val="single"/>
-          </w:rPr>
-          <w:t>28–29章</w:t>
-        </w:r>
-      </w:hyperlink>
+      <w:r>
+        <w:rPr>
+          <w:lang w:val="zh_TW" w:bidi="zh_TW"/>
+        </w:rPr>
+        <w:t>28–29章</w:t>
+      </w:r>
       <w:r>
         <w:rPr>
           <w:lang w:val="zh_TW" w:bidi="zh_TW"/>
         </w:rPr>
         <w:t>）。大衛統治的記載以盛大的公開聚會作結，並在其中正式任命所羅門為和平之王，託付他建造聖殿的使命（</w:t>
       </w:r>
-      <w:hyperlink r:id="rId35">
-        <w:r>
-          <w:rPr>
-            <w:lang w:val="zh_TW" w:bidi="zh_TW"/>
-          </w:rPr>
-          <w:rPr>
-            <w:color w:val="0000EE"/>
-            <w:u w:val="single"/>
-          </w:rPr>
-          <w:t>28–29章</w:t>
-        </w:r>
-      </w:hyperlink>
+      <w:r>
+        <w:rPr>
+          <w:lang w:val="zh_TW" w:bidi="zh_TW"/>
+        </w:rPr>
+        <w:t>28–29章</w:t>
+      </w:r>
       <w:r>
         <w:rPr>
           <w:lang w:val="zh_TW" w:bidi="zh_TW"/>
@@ -810,66 +666,42 @@
         </w:rPr>
         <w:t>歷代志作者寫作的時期，大約在波斯帝國的晚期，可能在公元前400年左右。約雅斤的後裔家譜（</w:t>
       </w:r>
-      <w:hyperlink r:id="rId36">
-        <w:r>
-          <w:rPr>
-            <w:lang w:val="zh_TW" w:bidi="zh_TW"/>
-          </w:rPr>
-          <w:rPr>
-            <w:color w:val="0000EE"/>
-            <w:u w:val="single"/>
-          </w:rPr>
-          <w:t>3:17–24</w:t>
-        </w:r>
-      </w:hyperlink>
+      <w:r>
+        <w:rPr>
+          <w:lang w:val="zh_TW" w:bidi="zh_TW"/>
+        </w:rPr>
+        <w:t>3:17–24</w:t>
+      </w:r>
       <w:r>
         <w:rPr>
           <w:lang w:val="zh_TW" w:bidi="zh_TW"/>
         </w:rPr>
         <w:t>）顯示其年代比所羅巴伯晚八代，而所羅巴伯約在公元前520年，於波斯王大流士統治時期擔任猶大總督（</w:t>
       </w:r>
-      <w:hyperlink r:id="rId37">
-        <w:r>
-          <w:rPr>
-            <w:lang w:val="zh_TW" w:bidi="zh_TW"/>
-          </w:rPr>
-          <w:rPr>
-            <w:color w:val="0000EE"/>
-            <w:u w:val="single"/>
-          </w:rPr>
-          <w:t>亞1:1，</w:t>
-        </w:r>
-      </w:hyperlink>
-      <w:hyperlink r:id="rId38">
-        <w:r>
-          <w:rPr>
-            <w:lang w:val="zh_TW" w:bidi="zh_TW"/>
-          </w:rPr>
-          <w:rPr>
-            <w:color w:val="0000EE"/>
-            <w:u w:val="single"/>
-          </w:rPr>
-          <w:t>4:9</w:t>
-        </w:r>
-      </w:hyperlink>
+      <w:r>
+        <w:rPr>
+          <w:lang w:val="zh_TW" w:bidi="zh_TW"/>
+        </w:rPr>
+        <w:t>亞1:1，</w:t>
+      </w:r>
+      <w:r>
+        <w:rPr>
+          <w:lang w:val="zh_TW" w:bidi="zh_TW"/>
+        </w:rPr>
+        <w:t>4:9</w:t>
+      </w:r>
       <w:r>
         <w:rPr>
           <w:lang w:val="zh_TW" w:bidi="zh_TW"/>
         </w:rPr>
         <w:t>）。歷代志的作者可能在公元前445年之後才動筆，因為尼希米於亞達薛西二十年時前往耶路撒冷修築城牆（</w:t>
       </w:r>
-      <w:hyperlink r:id="rId39">
-        <w:r>
-          <w:rPr>
-            <w:lang w:val="zh_TW" w:bidi="zh_TW"/>
-          </w:rPr>
-          <w:rPr>
-            <w:color w:val="0000EE"/>
-            <w:u w:val="single"/>
-          </w:rPr>
-          <w:t>尼2:1</w:t>
-        </w:r>
-      </w:hyperlink>
+      <w:r>
+        <w:rPr>
+          <w:lang w:val="zh_TW" w:bidi="zh_TW"/>
+        </w:rPr>
+        <w:t>尼2:1</w:t>
+      </w:r>
       <w:r>
         <w:rPr>
           <w:lang w:val="zh_TW" w:bidi="zh_TW"/>
@@ -901,18 +733,12 @@
         </w:rPr>
         <w:t>在尼希米的治理結束後，有關猶大地區的情況，現存的記錄相當有限，然而尼希米記揭示了當時群體所面臨的一些困難。與以色列人的外族通婚，試探極大，甚至到了瑪拉基的時代（公元前400年間；見</w:t>
       </w:r>
-      <w:hyperlink r:id="rId40">
-        <w:r>
-          <w:rPr>
-            <w:lang w:val="zh_TW" w:bidi="zh_TW"/>
-          </w:rPr>
-          <w:rPr>
-            <w:color w:val="0000EE"/>
-            <w:u w:val="single"/>
-          </w:rPr>
-          <w:t>瑪2:14–16</w:t>
-        </w:r>
-      </w:hyperlink>
+      <w:r>
+        <w:rPr>
+          <w:lang w:val="zh_TW" w:bidi="zh_TW"/>
+        </w:rPr>
+        <w:t>瑪2:14–16</w:t>
+      </w:r>
       <w:r>
         <w:rPr>
           <w:lang w:val="zh_TW" w:bidi="zh_TW"/>
@@ -1036,54 +862,36 @@
         </w:rPr>
         <w:t>神對大衛的應許（</w:t>
       </w:r>
-      <w:hyperlink r:id="rId30">
-        <w:r>
-          <w:rPr>
-            <w:lang w:val="zh_TW" w:bidi="zh_TW"/>
-          </w:rPr>
-          <w:rPr>
-            <w:color w:val="0000EE"/>
-            <w:u w:val="single"/>
-          </w:rPr>
-          <w:t>17:1–27</w:t>
-        </w:r>
-      </w:hyperlink>
+      <w:r>
+        <w:rPr>
+          <w:lang w:val="zh_TW" w:bidi="zh_TW"/>
+        </w:rPr>
+        <w:t>17:1–27</w:t>
+      </w:r>
       <w:r>
         <w:rPr>
           <w:lang w:val="zh_TW" w:bidi="zh_TW"/>
         </w:rPr>
         <w:t>），是歷代志作者信息的核心。當大衛決意為神的約櫃建造殿宇時，先知拿單得到異象，告訴大衛他的想法是本末倒置的：不是大衛為神建造房屋，而是神要為大衛建立一個家。這個家將是一個王朝（</w:t>
       </w:r>
-      <w:hyperlink r:id="rId41">
-        <w:r>
-          <w:rPr>
-            <w:lang w:val="zh_TW" w:bidi="zh_TW"/>
-          </w:rPr>
-          <w:rPr>
-            <w:color w:val="0000EE"/>
-            <w:u w:val="single"/>
-          </w:rPr>
-          <w:t>撒下7:11–14</w:t>
-        </w:r>
-      </w:hyperlink>
+      <w:r>
+        <w:rPr>
+          <w:lang w:val="zh_TW" w:bidi="zh_TW"/>
+        </w:rPr>
+        <w:t>撒下7:11–14</w:t>
+      </w:r>
       <w:r>
         <w:rPr>
           <w:lang w:val="zh_TW" w:bidi="zh_TW"/>
         </w:rPr>
         <w:t>；</w:t>
       </w:r>
-      <w:hyperlink r:id="rId42">
-        <w:r>
-          <w:rPr>
-            <w:lang w:val="zh_TW" w:bidi="zh_TW"/>
-          </w:rPr>
-          <w:rPr>
-            <w:color w:val="0000EE"/>
-            <w:u w:val="single"/>
-          </w:rPr>
-          <w:t>代上17:10–14</w:t>
-        </w:r>
-      </w:hyperlink>
+      <w:r>
+        <w:rPr>
+          <w:lang w:val="zh_TW" w:bidi="zh_TW"/>
+        </w:rPr>
+        <w:t>代上17:10–14</w:t>
+      </w:r>
       <w:r>
         <w:rPr>
           <w:lang w:val="zh_TW" w:bidi="zh_TW"/>
@@ -1104,54 +912,36 @@
         </w:rPr>
         <w:t>歷代志的作者肩負著雙重任務。首先，他需要解釋大衛的國度為何會衰敗。其次，他需要證明這個小小的、在波斯帝國統治下掙扎求存的省，將會成為神應許給大衛的國度。大衛王國衰敗的原因可追溯至掃羅的失敗：因著掃羅的不忠，神拒絕他作以色列的王。掃羅沒有遵行神的命令，甚至違背約，去求問交鬼的婦人（</w:t>
       </w:r>
-      <w:hyperlink r:id="rId43">
-        <w:r>
-          <w:rPr>
-            <w:lang w:val="zh_TW" w:bidi="zh_TW"/>
-          </w:rPr>
-          <w:rPr>
-            <w:color w:val="0000EE"/>
-            <w:u w:val="single"/>
-          </w:rPr>
-          <w:t>10:13</w:t>
-        </w:r>
-      </w:hyperlink>
+      <w:r>
+        <w:rPr>
+          <w:lang w:val="zh_TW" w:bidi="zh_TW"/>
+        </w:rPr>
+        <w:t>10:13</w:t>
+      </w:r>
       <w:r>
         <w:rPr>
           <w:lang w:val="zh_TW" w:bidi="zh_TW"/>
         </w:rPr>
         <w:t>）。後來的列王也重蹈掃羅的覆轍，他們違背神的約，並且不是倚靠神這塊磐石（見</w:t>
       </w:r>
-      <w:hyperlink r:id="rId44">
-        <w:r>
-          <w:rPr>
-            <w:lang w:val="zh_TW" w:bidi="zh_TW"/>
-          </w:rPr>
-          <w:rPr>
-            <w:color w:val="0000EE"/>
-            <w:u w:val="single"/>
-          </w:rPr>
-          <w:t>申32:4</w:t>
-        </w:r>
-      </w:hyperlink>
+      <w:r>
+        <w:rPr>
+          <w:lang w:val="zh_TW" w:bidi="zh_TW"/>
+        </w:rPr>
+        <w:t>申32:4</w:t>
+      </w:r>
       <w:r>
         <w:rPr>
           <w:lang w:val="zh_TW" w:bidi="zh_TW"/>
         </w:rPr>
         <w:t>、</w:t>
       </w:r>
-      <w:hyperlink r:id="rId45">
-        <w:r>
-          <w:rPr>
-            <w:lang w:val="zh_TW" w:bidi="zh_TW"/>
-          </w:rPr>
-          <w:rPr>
-            <w:color w:val="0000EE"/>
-            <w:u w:val="single"/>
-          </w:rPr>
-          <w:t>15–39</w:t>
-        </w:r>
-      </w:hyperlink>
+      <w:r>
+        <w:rPr>
+          <w:lang w:val="zh_TW" w:bidi="zh_TW"/>
+        </w:rPr>
+        <w:t>15–39</w:t>
+      </w:r>
       <w:r>
         <w:rPr>
           <w:lang w:val="zh_TW" w:bidi="zh_TW"/>
@@ -1172,18 +962,12 @@
         </w:rPr>
         <w:t>另一方面，盼望的根據來自所羅門在聖殿獻殿時的禱告：「這稱為我名下的子民，若是自卑、禱告，尋求我的面，轉離他們的惡行，我必從天上垂聽，赦免他們的罪，醫治他們的地。」（</w:t>
       </w:r>
-      <w:hyperlink r:id="rId46">
-        <w:r>
-          <w:rPr>
-            <w:lang w:val="zh_TW" w:bidi="zh_TW"/>
-          </w:rPr>
-          <w:rPr>
-            <w:color w:val="0000EE"/>
-            <w:u w:val="single"/>
-          </w:rPr>
-          <w:t>代下7:14</w:t>
-        </w:r>
-      </w:hyperlink>
+      <w:r>
+        <w:rPr>
+          <w:lang w:val="zh_TW" w:bidi="zh_TW"/>
+        </w:rPr>
+        <w:t>代下7:14</w:t>
+      </w:r>
       <w:r>
         <w:rPr>
           <w:lang w:val="zh_TW" w:bidi="zh_TW"/>
@@ -1204,18 +988,12 @@
         </w:rPr>
         <w:t>歷代志上為復興奠定了必要的基礎。神給大衛的應許，在被擄期間並未消失，重建的耶路撒冷群體承載著這個應許。所羅門死後，即使國分裂了，也沒有將任何一個支派排除在以色列的未來之外。對於歷代志的作者而言，所有支派在復興中都是屬於神的子民，包括曾經屬於北國的支派（見</w:t>
       </w:r>
-      <w:hyperlink r:id="rId47">
-        <w:r>
-          <w:rPr>
-            <w:lang w:val="zh_TW" w:bidi="zh_TW"/>
-          </w:rPr>
-          <w:rPr>
-            <w:color w:val="0000EE"/>
-            <w:u w:val="single"/>
-          </w:rPr>
-          <w:t>代上9:3</w:t>
-        </w:r>
-      </w:hyperlink>
+      <w:r>
+        <w:rPr>
+          <w:lang w:val="zh_TW" w:bidi="zh_TW"/>
+        </w:rPr>
+        <w:t>代上9:3</w:t>
+      </w:r>
       <w:r>
         <w:rPr>
           <w:lang w:val="zh_TW" w:bidi="zh_TW"/>
